--- a/docs/毕业论文_正文_定稿.docx
+++ b/docs/毕业论文_正文_定稿.docx
@@ -222,7 +222,7 @@
           <w:b w:val="0"/>
           <w:sz w:val="24"/>
         </w:rPr>
-        <w:t>佛山市南海区在珠三角的区县层面有相对丰厚的文化资源家底：共有国家、省、市、区四级非物质文化遗产 91 项，不可移动文物 80 处（含全国重点 2 处、省级 19 处、市级 59 处），历史文化名村、传统村落 12 处，以及西樵山、千灯湖等多处代表性景区。但在实际的旅游景区（点）开发中，文献层面的文化记忆与市场层面的产品供给之间存在可观察的错位，使"以文塑旅、以旅彰文"的政策目标难以在区县尺度上被精细识别和评估。</w:t>
+        <w:t>佛山市南海区在珠三角的区县层面有相对丰厚的文化资源家底：共有国家、省、市、区四级非物质文化遗产 91 项，等级明确并进入主模型的不可移动文物保护单位 80 处（含全国重点 2 处、省级 19 处、市级 59 处），历史文化名村、传统村落 12 处，以及西樵山、千灯湖等多处代表性景区；在 5.10 官方资源扩展层中，另纳入普查口径不可移动文物 484 处。但在实际的旅游景区（点）开发中，文献层面的文化记忆与市场层面的产品供给之间存在可观察的错位，使"以文塑旅、以旅彰文"的政策目标难以在区县尺度上被精细识别和评估。</w:t>
       </w:r>
     </w:p>
     <w:p/>
@@ -252,7 +252,7 @@
           <w:b w:val="0"/>
           <w:sz w:val="24"/>
         </w:rPr>
-        <w:t>两侧在空间上通过"耦合桥梁"衔接。桥梁的主操作化层由 165 条官方认定的物质文化载体构成：不可移动文物 80 条、非遗空间锚点 36 条、文化景观 19 条、圩市街区 18 条、历史文化名村与传统村落 12 条。采用物质遗产为主桥梁的理由有三：其一，载体具备明确经纬度坐标；其二，具备官方保护等级与稳定品牌标识；其三，来源可归并为文旅系统与住建系统两条数据线，与区级条线分工一致。91 项非遗作为动态补充层参与分析。</w:t>
+        <w:t>两侧在空间上通过"耦合桥梁"衔接。桥梁的主操作化层由 165 条官方认定的物质文化载体构成：主模型不可移动文物保护单位/空间锚点 80 条、非遗空间锚点 36 条、文化景观 19 条、圩市街区 18 条、历史文化名村与传统村落 12 条。采用物质遗产为主桥梁的理由有三：其一，载体具备明确经纬度坐标；其二，具备官方保护等级与稳定品牌标识；其三，来源可归并为文旅系统与住建系统两条数据线，与区级条线分工一致。91 项非遗作为动态补充层参与分析。</w:t>
       </w:r>
     </w:p>
     <w:p/>
@@ -334,7 +334,7 @@
           <w:b w:val="0"/>
           <w:sz w:val="24"/>
         </w:rPr>
-        <w:t>Nanhai District in Foshan, a well-known part of the Pearl River Delta, has a relatively rich cultural resource base at the county-district level: 91 items of intangible cultural heritage at the national, provincial, municipal and district levels; 80 immovable cultural relics (including 2 key national units, 19 provincial and 59 municipal); 12 historical and cultural villages / traditional villages; as well as landmark scenic areas such as Xiqiao Mountain and Qiandeng Lake. In the actual development of tourism attractions, however, a visible mismatch persists between cultural memory preserved in texts and the tourism products available in the market, making it difficult to precisely identify and evaluate, at the county-district scale, the policy goal of "shaping tourism through culture and highlighting culture through tourism".</w:t>
+        <w:t>Nanhai District in Foshan, a well-known part of the Pearl River Delta, has a relatively rich cultural resource base at the county-district level: 91 items of intangible cultural heritage at the national, provincial, municipal and district levels; 80 protected immovable cultural-relic units with clear protection grades in the main model; 12 historical and cultural villages / traditional villages; as well as landmark scenic areas such as Xiqiao Mountain and Qiandeng Lake. The 5.10 official-resource expansion layer further incorporates 484 immovable cultural relics under the survey-list scope. In the actual development of tourism attractions, however, a visible mismatch persists between cultural memory preserved in texts and the tourism products available in the market, making it difficult to precisely identify and evaluate, at the county-district scale, the policy goal of "shaping tourism through culture and highlighting culture through tourism".</w:t>
       </w:r>
     </w:p>
     <w:p/>
@@ -364,7 +364,7 @@
           <w:b w:val="0"/>
           <w:sz w:val="24"/>
         </w:rPr>
-        <w:t>The two sides are bridged spatially through a "coupling bridge". The main operational layer of this bridge consists of 165 officially-registered material cultural carriers: 80 immovable cultural relics, 36 spatially-anchored intangible heritage items, 19 cultural landscapes, 18 market streets, and 12 historical villages / traditional villages. Material heritage is chosen as the primary bridge for three reasons: carriers have clear geographic coordinates, official protection grades and stable brand identity, and they can be aligned with the two administrative lines (Culture-Tourism and Housing-Construction). All 91 intangible heritage items participate as a dynamic supplementary layer.</w:t>
+        <w:t>The two sides are bridged spatially through a "coupling bridge". The main operational layer of this bridge consists of 165 officially-registered material cultural carriers: 80 protected immovable-cultural-relic units / spatial anchors in the main-model scope, 36 spatially-anchored intangible heritage items, 19 cultural landscapes, 18 market streets, and 12 historical villages / traditional villages. Material heritage is chosen as the primary bridge for three reasons: carriers have clear geographic coordinates, official protection grades and stable brand identity, and they can be aligned with the two administrative lines (Culture-Tourism and Housing-Construction). All 91 intangible heritage items participate as a dynamic supplementary layer.</w:t>
       </w:r>
     </w:p>
     <w:p/>
@@ -1121,6 +1121,45 @@
         <w:t>图 6.5　九江片区错位专题图</w:t>
       </w:r>
     </w:p>
+    <w:p>
+      <w:pPr>
+        <w:pStyle w:val="ListBullet"/>
+        <w:spacing w:line="400" w:lineRule="exact" w:before="0" w:after="0"/>
+      </w:pPr>
+      <w:r>
+        <w:rPr>
+          <w:rFonts w:ascii="Times New Roman" w:hAnsi="Times New Roman" w:eastAsia="宋体"/>
+          <w:sz w:val="24"/>
+        </w:rPr>
+        <w:t>图 6.6　5.10 官方资源扩展空间化图</w:t>
+      </w:r>
+    </w:p>
+    <w:p>
+      <w:pPr>
+        <w:pStyle w:val="ListBullet"/>
+        <w:spacing w:line="400" w:lineRule="exact" w:before="0" w:after="0"/>
+      </w:pPr>
+      <w:r>
+        <w:rPr>
+          <w:rFonts w:ascii="Times New Roman" w:hAnsi="Times New Roman" w:eastAsia="宋体"/>
+          <w:sz w:val="24"/>
+        </w:rPr>
+        <w:t>图 6.7　500 m 网格官方资源覆盖图</w:t>
+      </w:r>
+    </w:p>
+    <w:p>
+      <w:pPr>
+        <w:pStyle w:val="ListBullet"/>
+        <w:spacing w:line="400" w:lineRule="exact" w:before="0" w:after="0"/>
+      </w:pPr>
+      <w:r>
+        <w:rPr>
+          <w:rFonts w:ascii="Times New Roman" w:hAnsi="Times New Roman" w:eastAsia="宋体"/>
+          <w:sz w:val="24"/>
+        </w:rPr>
+        <w:t>图 6.8　典籍—官方—旅游诊断拆分图</w:t>
+      </w:r>
+    </w:p>
     <w:p/>
     <w:p>
       <w:pPr>
@@ -1292,6 +1331,32 @@
           <w:sz w:val="24"/>
         </w:rPr>
         <w:t>表 6.6　政策可干预条件与不可直接干预条件的划分</w:t>
+      </w:r>
+    </w:p>
+    <w:p>
+      <w:pPr>
+        <w:pStyle w:val="ListBullet"/>
+        <w:spacing w:line="400" w:lineRule="exact" w:before="0" w:after="0"/>
+      </w:pPr>
+      <w:r>
+        <w:rPr>
+          <w:rFonts w:ascii="Times New Roman" w:hAnsi="Times New Roman" w:eastAsia="宋体"/>
+          <w:sz w:val="24"/>
+        </w:rPr>
+        <w:t>表 6.7　5.10 官方资源扩展与去重统计</w:t>
+      </w:r>
+    </w:p>
+    <w:p>
+      <w:pPr>
+        <w:pStyle w:val="ListBullet"/>
+        <w:spacing w:line="400" w:lineRule="exact" w:before="0" w:after="0"/>
+      </w:pPr>
+      <w:r>
+        <w:rPr>
+          <w:rFonts w:ascii="Times New Roman" w:hAnsi="Times New Roman" w:eastAsia="宋体"/>
+          <w:sz w:val="24"/>
+        </w:rPr>
+        <w:t>表 6.8　镇街典籍—官方—旅游诊断拆分摘要</w:t>
       </w:r>
     </w:p>
     <w:p/>
@@ -1971,7 +2036,7 @@
           <w:b w:val="0"/>
           <w:sz w:val="24"/>
         </w:rPr>
-        <w:t>佛山市南海区位于广东省中部，是广佛同城发展的核心区域之一。区内文化资源禀赋在珠三角区县层面处于前列：拥有醒狮、粤剧、龙舟说唱、南海灰塑、九江双蒸酒酿制技艺、香云纱染整技艺、洪拳等国家、省、市、区四级共 91 项非物质文化遗产；80 处不可移动文物，其中全国重点文物保护单位 2 处（云泉仙馆古建筑群、曹氏大宗祠）、省级 19 处、市级 59 处；12 处历史文化名村与传统村落，含中国历史文化名镇 1 项、国家级传统村落 3 项、广东省历史文化名村 4 项、省级传统村落 4 项；以及西樵山、千灯湖、听音湖等代表性景区。</w:t>
+        <w:t>佛山市南海区位于广东省中部，是广佛同城发展的核心区域之一。区内文化资源禀赋在珠三角区县层面处于前列：拥有醒狮、粤剧、龙舟说唱、南海灰塑、九江双蒸酒酿制技艺、香云纱染整技艺、洪拳等国家、省、市、区四级共 91 项非物质文化遗产；等级明确并进入主模型的不可移动文物保护单位 80 处，其中全国重点文物保护单位 2 处（云泉仙馆古建筑群、曹氏大宗祠）、省级 19 处、市级 59 处；12 处历史文化名村与传统村落，含中国历史文化名镇 1 项、国家级传统村落 3 项、广东省历史文化名村 4 项、省级传统村落 4 项；以及西樵山、千灯湖、听音湖等代表性景区。4.22 补充资料中的普查口径不可移动文物 484 处已进入 5.10 官方资源扩展层，用于补充诊断，不直接替代 165 条主模型样本。</w:t>
       </w:r>
     </w:p>
     <w:p/>
@@ -2837,7 +2902,7 @@
                 <w:b w:val="0"/>
                 <w:sz w:val="21"/>
               </w:rPr>
-              <w:t>不可移动文物</w:t>
+              <w:t>不可移动文物保护单位（主模型）</w:t>
             </w:r>
           </w:p>
         </w:tc>
@@ -4161,7 +4226,7 @@
                 <w:b w:val="0"/>
                 <w:sz w:val="21"/>
               </w:rPr>
-              <w:t>不可移动文物</w:t>
+              <w:t>不可移动文物保护单位 / 空间锚点</w:t>
             </w:r>
           </w:p>
         </w:tc>
@@ -4514,6 +4579,21 @@
           <w:sz w:val="24"/>
         </w:rPr>
         <w:t>其中 160 条具备精确经纬度坐标。这一清单来自两条数据线——文旅系统下的文物保护单位与遗址公园、住建系统下的风景名胜区与历史文化名镇名村和传统村落——在载体层面汇流为统一清单。</w:t>
+      </w:r>
+    </w:p>
+    <w:p/>
+    <w:p>
+      <w:pPr>
+        <w:spacing w:line="400" w:lineRule="exact" w:before="0" w:after="0"/>
+        <w:ind w:firstLine="480"/>
+      </w:pPr>
+      <w:r>
+        <w:rPr>
+          <w:rFonts w:ascii="Times New Roman" w:hAnsi="Times New Roman" w:eastAsia="宋体"/>
+          <w:b w:val="0"/>
+          <w:sz w:val="24"/>
+        </w:rPr>
+        <w:t>为回应 4.22 阶段补充资料，本研究在 5.10 版本中另行建立官方资源扩展底表：将 484 处不可移动文物、11 家博物馆和 98 条历史文化资源名录统一空间化，并与既有 cultural_anchors.json 做名称去重。该扩展表不替代 165 条指数计算样本，而用于检查官方资源在镇街和 500 m 网格中的覆盖缺口，并生成“典籍—官方—旅游”的诊断拆分图。扩展成果统一存放于 docs/tasks/5.10/official_resources_20260510.csv、official_resources_20260510.geojson 与 cultural_anchors_expanded_20260510.json。</w:t>
       </w:r>
     </w:p>
     <w:p/>
@@ -7506,7 +7586,7 @@
       <w:r>
         <w:drawing>
           <wp:inline xmlns:a="http://schemas.openxmlformats.org/drawingml/2006/main" xmlns:pic="http://schemas.openxmlformats.org/drawingml/2006/picture">
-            <wp:extent cx="5669280" cy="4243359"/>
+            <wp:extent cx="5669280" cy="3975234"/>
             <wp:docPr id="5" name="Picture 5"/>
             <wp:cNvGraphicFramePr>
               <a:graphicFrameLocks noChangeAspect="1"/>
@@ -7515,7 +7595,7 @@
               <a:graphicData uri="http://schemas.openxmlformats.org/drawingml/2006/picture">
                 <pic:pic>
                   <pic:nvPicPr>
-                    <pic:cNvPr id="0" name="fig2_category_scatter.png"/>
+                    <pic:cNvPr id="0" name="fig2_category_scatter_20260510.png"/>
                     <pic:cNvPicPr/>
                   </pic:nvPicPr>
                   <pic:blipFill>
@@ -7527,7 +7607,7 @@
                   <pic:spPr>
                     <a:xfrm>
                       <a:off x="0" y="0"/>
-                      <a:ext cx="5669280" cy="4243359"/>
+                      <a:ext cx="5669280" cy="3975234"/>
                     </a:xfrm>
                     <a:prstGeom prst="rect"/>
                   </pic:spPr>
@@ -7536,6 +7616,21 @@
             </a:graphic>
           </wp:inline>
         </w:drawing>
+      </w:r>
+    </w:p>
+    <w:p/>
+    <w:p>
+      <w:pPr>
+        <w:spacing w:line="400" w:lineRule="exact" w:before="0" w:after="0"/>
+        <w:ind w:firstLine="480"/>
+      </w:pPr>
+      <w:r>
+        <w:rPr>
+          <w:rFonts w:ascii="Times New Roman" w:hAnsi="Times New Roman" w:eastAsia="宋体"/>
+          <w:b w:val="0"/>
+          <w:sz w:val="24"/>
+        </w:rPr>
+        <w:t>图中黄色星标进一步标出 1 跳口径下的核心耦合网格，并用细引线将核心名称引至侧边空白处，避免长标签遮挡底图；其作用是区分普通高值点与已经形成“文化厚度—旅游热度”双高重叠的重点节点。</w:t>
       </w:r>
     </w:p>
     <w:p/>
@@ -10159,7 +10254,7 @@
       <w:r>
         <w:drawing>
           <wp:inline xmlns:a="http://schemas.openxmlformats.org/drawingml/2006/main" xmlns:pic="http://schemas.openxmlformats.org/drawingml/2006/picture">
-            <wp:extent cx="5669280" cy="3653536"/>
+            <wp:extent cx="5669280" cy="2993076"/>
             <wp:docPr id="7" name="Picture 7"/>
             <wp:cNvGraphicFramePr>
               <a:graphicFrameLocks noChangeAspect="1"/>
@@ -10168,7 +10263,7 @@
               <a:graphicData uri="http://schemas.openxmlformats.org/drawingml/2006/picture">
                 <pic:pic>
                   <pic:nvPicPr>
-                    <pic:cNvPr id="0" name="thesis_mismatch_maps.png"/>
+                    <pic:cNvPr id="0" name="thesis_mismatch_maps_20260510.png"/>
                     <pic:cNvPicPr/>
                   </pic:nvPicPr>
                   <pic:blipFill>
@@ -10180,7 +10275,7 @@
                   <pic:spPr>
                     <a:xfrm>
                       <a:off x="0" y="0"/>
-                      <a:ext cx="5669280" cy="3653536"/>
+                      <a:ext cx="5669280" cy="2993076"/>
                     </a:xfrm>
                     <a:prstGeom prst="rect"/>
                   </pic:spPr>
@@ -10195,6 +10290,21 @@
     <w:p>
       <w:pPr>
         <w:spacing w:line="400" w:lineRule="exact" w:before="0" w:after="0"/>
+        <w:ind w:firstLine="480"/>
+      </w:pPr>
+      <w:r>
+        <w:rPr>
+          <w:rFonts w:ascii="Times New Roman" w:hAnsi="Times New Roman" w:eastAsia="宋体"/>
+          <w:b w:val="0"/>
+          <w:sz w:val="24"/>
+        </w:rPr>
+        <w:t>图 6.1 在 0 跳与 1 跳两幅图中均用黄色星标和细引线标注核心耦合网格：0 跳共 6 个，1 跳共 8 个，核心名称被引至邻近空白位置。这样既保留全域错位色带，也能直接看到当前已经实现文化与旅游双高耦合的空间节点。</w:t>
+      </w:r>
+    </w:p>
+    <w:p/>
+    <w:p>
+      <w:pPr>
+        <w:spacing w:line="400" w:lineRule="exact" w:before="0" w:after="0"/>
         <w:jc w:val="center"/>
       </w:pPr>
       <w:r>
@@ -10214,7 +10324,7 @@
       <w:r>
         <w:drawing>
           <wp:inline xmlns:a="http://schemas.openxmlformats.org/drawingml/2006/main" xmlns:pic="http://schemas.openxmlformats.org/drawingml/2006/picture">
-            <wp:extent cx="5669280" cy="3138351"/>
+            <wp:extent cx="5669280" cy="2241343"/>
             <wp:docPr id="8" name="Picture 8"/>
             <wp:cNvGraphicFramePr>
               <a:graphicFrameLocks noChangeAspect="1"/>
@@ -10223,7 +10333,7 @@
               <a:graphicData uri="http://schemas.openxmlformats.org/drawingml/2006/picture">
                 <pic:pic>
                   <pic:nvPicPr>
-                    <pic:cNvPr id="0" name="fig4_density_overlay.png"/>
+                    <pic:cNvPr id="0" name="fig4_density_overlay_20260510.png"/>
                     <pic:cNvPicPr/>
                   </pic:nvPicPr>
                   <pic:blipFill>
@@ -10235,7 +10345,7 @@
                   <pic:spPr>
                     <a:xfrm>
                       <a:off x="0" y="0"/>
-                      <a:ext cx="5669280" cy="3138351"/>
+                      <a:ext cx="5669280" cy="2241343"/>
                     </a:xfrm>
                     <a:prstGeom prst="rect"/>
                   </pic:spPr>
@@ -11541,7 +11651,7 @@
           <w:b w:val="0"/>
           <w:sz w:val="24"/>
         </w:rPr>
-        <w:t>数据来源：output/tables/indices_town_summary.csv。大沥镇的物质载体锚点为 0，其在本分析中缺失 CMI 等均值；"未标注"类载体（80 条）分布广泛，主要是无 town 字段的不可移动文物，其 MI 均值为 −0.47，基本中性。</w:t>
+        <w:t>数据来源：output/tables/indices_town_summary.csv。大沥镇的物质载体锚点为 0，其在本分析中缺失 CMI 等均值；"未标注"类载体（80 条）分布广泛，主要是原始锚点库中镇街字段缺失的不可移动文物，其 MI 均值为 −0.47，基本中性。第 6.5 节的 5.10 官方资源扩展层对这一镇街字段缺口作了补充诊断。</w:t>
       </w:r>
     </w:p>
     <w:p/>
@@ -11556,7 +11666,7 @@
           <w:b w:val="0"/>
           <w:sz w:val="24"/>
         </w:rPr>
-        <w:t>表 6.1 揭示了三点规律：第一，桂城街道的 POI 总量最高（4,174），MI 均值显著为正（+21.12），表现为典型的"有形无魂"倾向；第二，九江镇虽物质载体与非遗数量均位居前列，但 POI 仅为 259，MI 均值接近 0（与其缓冲内少量 POI 构成的 THI 较低相互对冲）；第三，里水镇在当前数据下仅匹配到 1 个物质载体锚点，其 MI 均值为 −39.11 参考价值有限，提示后续需补充里水段载体数据。</w:t>
+        <w:t>表 6.1 揭示了三点规律：第一，桂城街道的 POI 总量最高（4,174），MI 均值显著为正（+21.12），表现为典型的"有形无魂"倾向；第二，九江镇虽物质载体与非遗数量均位居前列，但 POI 仅为 259，MI 均值接近 0（与其缓冲内少量 POI 构成的 THI 较低相互对冲）；第三，里水镇在主模型中仅匹配到 1 个物质载体锚点，其 MI 均值为 −39.11 的参考价值有限，不能直接解释为里水文化资源缺失，需要结合 5.10 官方扩展层中的里水不可移动文物、博物馆和历史建筑记录共同判断。</w:t>
       </w:r>
     </w:p>
     <w:p/>
@@ -11582,7 +11692,7 @@
       <w:r>
         <w:drawing>
           <wp:inline xmlns:a="http://schemas.openxmlformats.org/drawingml/2006/main" xmlns:pic="http://schemas.openxmlformats.org/drawingml/2006/picture">
-            <wp:extent cx="5669280" cy="2491006"/>
+            <wp:extent cx="5669280" cy="2544340"/>
             <wp:docPr id="9" name="Picture 9"/>
             <wp:cNvGraphicFramePr>
               <a:graphicFrameLocks noChangeAspect="1"/>
@@ -11591,7 +11701,7 @@
               <a:graphicData uri="http://schemas.openxmlformats.org/drawingml/2006/picture">
                 <pic:pic>
                   <pic:nvPicPr>
-                    <pic:cNvPr id="0" name="fig3_town_bar.png"/>
+                    <pic:cNvPr id="0" name="fig3_town_bar_20260510.png"/>
                     <pic:cNvPicPr/>
                   </pic:nvPicPr>
                   <pic:blipFill>
@@ -11603,7 +11713,7 @@
                   <pic:spPr>
                     <a:xfrm>
                       <a:off x="0" y="0"/>
-                      <a:ext cx="5669280" cy="2491006"/>
+                      <a:ext cx="5669280" cy="2544340"/>
                     </a:xfrm>
                     <a:prstGeom prst="rect"/>
                   </pic:spPr>
@@ -17215,7 +17325,7 @@
       <w:r>
         <w:drawing>
           <wp:inline xmlns:a="http://schemas.openxmlformats.org/drawingml/2006/main" xmlns:pic="http://schemas.openxmlformats.org/drawingml/2006/picture">
-            <wp:extent cx="5669280" cy="5187118"/>
+            <wp:extent cx="5669280" cy="5484794"/>
             <wp:docPr id="11" name="Picture 11"/>
             <wp:cNvGraphicFramePr>
               <a:graphicFrameLocks noChangeAspect="1"/>
@@ -17224,7 +17334,7 @@
               <a:graphicData uri="http://schemas.openxmlformats.org/drawingml/2006/picture">
                 <pic:pic>
                   <pic:nvPicPr>
-                    <pic:cNvPr id="0" name="fig5_jiujiang_zoom.png"/>
+                    <pic:cNvPr id="0" name="fig5_jiujiang_zoom_20260510.png"/>
                     <pic:cNvPicPr/>
                   </pic:nvPicPr>
                   <pic:blipFill>
@@ -17236,7 +17346,7 @@
                   <pic:spPr>
                     <a:xfrm>
                       <a:off x="0" y="0"/>
-                      <a:ext cx="5669280" cy="5187118"/>
+                      <a:ext cx="5669280" cy="5484794"/>
                     </a:xfrm>
                     <a:prstGeom prst="rect"/>
                   </pic:spPr>
@@ -17341,6 +17451,1742 @@
     </w:p>
     <w:p/>
     <w:p>
+      <w:pPr>
+        <w:pStyle w:val="Heading2"/>
+        <w:spacing w:line="400" w:lineRule="exact" w:before="240" w:after="80"/>
+        <w:jc w:val="left"/>
+      </w:pPr>
+      <w:r>
+        <w:rPr>
+          <w:rFonts w:ascii="Times New Roman" w:hAnsi="Times New Roman" w:eastAsia="宋体"/>
+          <w:b/>
+          <w:sz w:val="28"/>
+        </w:rPr>
+        <w:t>6.5 5.10 官方资源扩展与诊断拆分</w:t>
+      </w:r>
+    </w:p>
+    <w:p/>
+    <w:p>
+      <w:pPr>
+        <w:pStyle w:val="Heading3"/>
+        <w:spacing w:line="400" w:lineRule="exact" w:before="240" w:after="80"/>
+        <w:jc w:val="left"/>
+      </w:pPr>
+      <w:r>
+        <w:rPr>
+          <w:rFonts w:ascii="Times New Roman" w:hAnsi="Times New Roman" w:eastAsia="宋体"/>
+          <w:b/>
+          <w:sz w:val="26"/>
+        </w:rPr>
+        <w:t>6.5.1 官方资源空间化与去重</w:t>
+      </w:r>
+    </w:p>
+    <w:p/>
+    <w:p>
+      <w:pPr>
+        <w:spacing w:line="400" w:lineRule="exact" w:before="0" w:after="0"/>
+        <w:ind w:firstLine="480"/>
+      </w:pPr>
+      <w:r>
+        <w:rPr>
+          <w:rFonts w:ascii="Times New Roman" w:hAnsi="Times New Roman" w:eastAsia="宋体"/>
+          <w:b w:val="0"/>
+          <w:sz w:val="24"/>
+        </w:rPr>
+        <w:t>在 165 条载体主模型之外，本研究利用 4.22 阶段新增资料建立了 5.10 官方资源扩展层。扩展层共包含 593 条记录，其中不可移动文物 484 处、历史文化资源名录 98 条、博物馆 11 家。空间化时优先使用既有文化锚点、POI 名称命中和地址片段质心；历史文化名镇使用镇街面，历史文化名村、传统村落、特色古村落和历史文化街区在缺少官方矢量边界时使用地名中心缓冲面作为规划分析代理。</w:t>
+      </w:r>
+    </w:p>
+    <w:p/>
+    <w:p>
+      <w:pPr>
+        <w:spacing w:line="400" w:lineRule="exact" w:before="0" w:after="0"/>
+        <w:jc w:val="center"/>
+      </w:pPr>
+      <w:r>
+        <w:rPr>
+          <w:rFonts w:ascii="Times New Roman" w:hAnsi="Times New Roman" w:eastAsia="宋体"/>
+          <w:b/>
+          <w:sz w:val="24"/>
+        </w:rPr>
+        <w:t>表 6.7　5.10 官方资源扩展与去重统计</w:t>
+      </w:r>
+    </w:p>
+    <w:p/>
+    <w:tbl>
+      <w:tblPr>
+        <w:tblStyle w:val="TableGrid"/>
+        <w:tblW w:type="auto" w:w="0"/>
+        <w:tblLayout w:type="autofit"/>
+        <w:tblLook w:firstColumn="1" w:firstRow="1" w:lastColumn="0" w:lastRow="0" w:noHBand="0" w:noVBand="1" w:val="04A0"/>
+      </w:tblPr>
+      <w:tblGrid>
+        <w:gridCol w:w="3022"/>
+        <w:gridCol w:w="3022"/>
+        <w:gridCol w:w="3022"/>
+      </w:tblGrid>
+      <w:tr>
+        <w:tc>
+          <w:tcPr>
+            <w:tcW w:type="dxa" w:w="3022"/>
+          </w:tcPr>
+          <w:p>
+            <w:pPr>
+              <w:jc w:val="center"/>
+            </w:pPr>
+            <w:r/>
+            <w:r>
+              <w:rPr>
+                <w:rFonts w:ascii="Times New Roman" w:hAnsi="Times New Roman" w:eastAsia="宋体"/>
+                <w:b/>
+                <w:sz w:val="21"/>
+              </w:rPr>
+              <w:t>统计项</w:t>
+            </w:r>
+          </w:p>
+        </w:tc>
+        <w:tc>
+          <w:tcPr>
+            <w:tcW w:type="dxa" w:w="3022"/>
+          </w:tcPr>
+          <w:p>
+            <w:pPr>
+              <w:jc w:val="center"/>
+            </w:pPr>
+            <w:r/>
+            <w:r>
+              <w:rPr>
+                <w:rFonts w:ascii="Times New Roman" w:hAnsi="Times New Roman" w:eastAsia="宋体"/>
+                <w:b/>
+                <w:sz w:val="21"/>
+              </w:rPr>
+              <w:t>数量</w:t>
+            </w:r>
+          </w:p>
+        </w:tc>
+        <w:tc>
+          <w:tcPr>
+            <w:tcW w:type="dxa" w:w="3022"/>
+          </w:tcPr>
+          <w:p>
+            <w:pPr>
+              <w:jc w:val="center"/>
+            </w:pPr>
+            <w:r/>
+            <w:r>
+              <w:rPr>
+                <w:rFonts w:ascii="Times New Roman" w:hAnsi="Times New Roman" w:eastAsia="宋体"/>
+                <w:b/>
+                <w:sz w:val="21"/>
+              </w:rPr>
+              <w:t>说明</w:t>
+            </w:r>
+          </w:p>
+        </w:tc>
+      </w:tr>
+      <w:tr>
+        <w:tc>
+          <w:tcPr>
+            <w:tcW w:type="dxa" w:w="3022"/>
+          </w:tcPr>
+          <w:p>
+            <w:pPr>
+              <w:jc w:val="center"/>
+            </w:pPr>
+            <w:r/>
+            <w:r>
+              <w:rPr>
+                <w:rFonts w:ascii="Times New Roman" w:hAnsi="Times New Roman" w:eastAsia="宋体"/>
+                <w:b w:val="0"/>
+                <w:sz w:val="21"/>
+              </w:rPr>
+              <w:t>官方资源扩展记录</w:t>
+            </w:r>
+          </w:p>
+        </w:tc>
+        <w:tc>
+          <w:tcPr>
+            <w:tcW w:type="dxa" w:w="3022"/>
+          </w:tcPr>
+          <w:p>
+            <w:pPr>
+              <w:jc w:val="center"/>
+            </w:pPr>
+            <w:r/>
+            <w:r>
+              <w:rPr>
+                <w:rFonts w:ascii="Times New Roman" w:hAnsi="Times New Roman" w:eastAsia="宋体"/>
+                <w:b w:val="0"/>
+                <w:sz w:val="21"/>
+              </w:rPr>
+              <w:t>593</w:t>
+            </w:r>
+          </w:p>
+        </w:tc>
+        <w:tc>
+          <w:tcPr>
+            <w:tcW w:type="dxa" w:w="3022"/>
+          </w:tcPr>
+          <w:p>
+            <w:pPr>
+              <w:jc w:val="center"/>
+            </w:pPr>
+            <w:r/>
+            <w:r>
+              <w:rPr>
+                <w:rFonts w:ascii="Times New Roman" w:hAnsi="Times New Roman" w:eastAsia="宋体"/>
+                <w:b w:val="0"/>
+                <w:sz w:val="21"/>
+              </w:rPr>
+              <w:t>484 处不可移动文物、11 家博物馆、98 条历史文化资源</w:t>
+            </w:r>
+          </w:p>
+        </w:tc>
+      </w:tr>
+      <w:tr>
+        <w:tc>
+          <w:tcPr>
+            <w:tcW w:type="dxa" w:w="3022"/>
+          </w:tcPr>
+          <w:p>
+            <w:pPr>
+              <w:jc w:val="center"/>
+            </w:pPr>
+            <w:r/>
+            <w:r>
+              <w:rPr>
+                <w:rFonts w:ascii="Times New Roman" w:hAnsi="Times New Roman" w:eastAsia="宋体"/>
+                <w:b w:val="0"/>
+                <w:sz w:val="21"/>
+              </w:rPr>
+              <w:t>与既有文化锚点重名</w:t>
+            </w:r>
+          </w:p>
+        </w:tc>
+        <w:tc>
+          <w:tcPr>
+            <w:tcW w:type="dxa" w:w="3022"/>
+          </w:tcPr>
+          <w:p>
+            <w:pPr>
+              <w:jc w:val="center"/>
+            </w:pPr>
+            <w:r/>
+            <w:r>
+              <w:rPr>
+                <w:rFonts w:ascii="Times New Roman" w:hAnsi="Times New Roman" w:eastAsia="宋体"/>
+                <w:b w:val="0"/>
+                <w:sz w:val="21"/>
+              </w:rPr>
+              <w:t>96</w:t>
+            </w:r>
+          </w:p>
+        </w:tc>
+        <w:tc>
+          <w:tcPr>
+            <w:tcW w:type="dxa" w:w="3022"/>
+          </w:tcPr>
+          <w:p>
+            <w:pPr>
+              <w:jc w:val="center"/>
+            </w:pPr>
+            <w:r/>
+            <w:r>
+              <w:rPr>
+                <w:rFonts w:ascii="Times New Roman" w:hAnsi="Times New Roman" w:eastAsia="宋体"/>
+                <w:b w:val="0"/>
+                <w:sz w:val="21"/>
+              </w:rPr>
+              <w:t>不重复写入扩展锚点库</w:t>
+            </w:r>
+          </w:p>
+        </w:tc>
+      </w:tr>
+      <w:tr>
+        <w:tc>
+          <w:tcPr>
+            <w:tcW w:type="dxa" w:w="3022"/>
+          </w:tcPr>
+          <w:p>
+            <w:pPr>
+              <w:jc w:val="center"/>
+            </w:pPr>
+            <w:r/>
+            <w:r>
+              <w:rPr>
+                <w:rFonts w:ascii="Times New Roman" w:hAnsi="Times New Roman" w:eastAsia="宋体"/>
+                <w:b w:val="0"/>
+                <w:sz w:val="21"/>
+              </w:rPr>
+              <w:t>仅匹配到 POI 的资源</w:t>
+            </w:r>
+          </w:p>
+        </w:tc>
+        <w:tc>
+          <w:tcPr>
+            <w:tcW w:type="dxa" w:w="3022"/>
+          </w:tcPr>
+          <w:p>
+            <w:pPr>
+              <w:jc w:val="center"/>
+            </w:pPr>
+            <w:r/>
+            <w:r>
+              <w:rPr>
+                <w:rFonts w:ascii="Times New Roman" w:hAnsi="Times New Roman" w:eastAsia="宋体"/>
+                <w:b w:val="0"/>
+                <w:sz w:val="21"/>
+              </w:rPr>
+              <w:t>73</w:t>
+            </w:r>
+          </w:p>
+        </w:tc>
+        <w:tc>
+          <w:tcPr>
+            <w:tcW w:type="dxa" w:w="3022"/>
+          </w:tcPr>
+          <w:p>
+            <w:pPr>
+              <w:jc w:val="center"/>
+            </w:pPr>
+            <w:r/>
+            <w:r>
+              <w:rPr>
+                <w:rFonts w:ascii="Times New Roman" w:hAnsi="Times New Roman" w:eastAsia="宋体"/>
+                <w:b w:val="0"/>
+                <w:sz w:val="21"/>
+              </w:rPr>
+              <w:t>可作为后续人工复核对象</w:t>
+            </w:r>
+          </w:p>
+        </w:tc>
+      </w:tr>
+      <w:tr>
+        <w:tc>
+          <w:tcPr>
+            <w:tcW w:type="dxa" w:w="3022"/>
+          </w:tcPr>
+          <w:p>
+            <w:pPr>
+              <w:jc w:val="center"/>
+            </w:pPr>
+            <w:r/>
+            <w:r>
+              <w:rPr>
+                <w:rFonts w:ascii="Times New Roman" w:hAnsi="Times New Roman" w:eastAsia="宋体"/>
+                <w:b w:val="0"/>
+                <w:sz w:val="21"/>
+              </w:rPr>
+              <w:t>纯新增候选资源</w:t>
+            </w:r>
+          </w:p>
+        </w:tc>
+        <w:tc>
+          <w:tcPr>
+            <w:tcW w:type="dxa" w:w="3022"/>
+          </w:tcPr>
+          <w:p>
+            <w:pPr>
+              <w:jc w:val="center"/>
+            </w:pPr>
+            <w:r/>
+            <w:r>
+              <w:rPr>
+                <w:rFonts w:ascii="Times New Roman" w:hAnsi="Times New Roman" w:eastAsia="宋体"/>
+                <w:b w:val="0"/>
+                <w:sz w:val="21"/>
+              </w:rPr>
+              <w:t>424</w:t>
+            </w:r>
+          </w:p>
+        </w:tc>
+        <w:tc>
+          <w:tcPr>
+            <w:tcW w:type="dxa" w:w="3022"/>
+          </w:tcPr>
+          <w:p>
+            <w:pPr>
+              <w:jc w:val="center"/>
+            </w:pPr>
+            <w:r/>
+            <w:r>
+              <w:rPr>
+                <w:rFonts w:ascii="Times New Roman" w:hAnsi="Times New Roman" w:eastAsia="宋体"/>
+                <w:b w:val="0"/>
+                <w:sz w:val="21"/>
+              </w:rPr>
+              <w:t>与既有锚点和 POI 均未重名</w:t>
+            </w:r>
+          </w:p>
+        </w:tc>
+      </w:tr>
+      <w:tr>
+        <w:tc>
+          <w:tcPr>
+            <w:tcW w:type="dxa" w:w="3022"/>
+          </w:tcPr>
+          <w:p>
+            <w:pPr>
+              <w:jc w:val="center"/>
+            </w:pPr>
+            <w:r/>
+            <w:r>
+              <w:rPr>
+                <w:rFonts w:ascii="Times New Roman" w:hAnsi="Times New Roman" w:eastAsia="宋体"/>
+                <w:b w:val="0"/>
+                <w:sz w:val="21"/>
+              </w:rPr>
+              <w:t>扩展库新增锚点</w:t>
+            </w:r>
+          </w:p>
+        </w:tc>
+        <w:tc>
+          <w:tcPr>
+            <w:tcW w:type="dxa" w:w="3022"/>
+          </w:tcPr>
+          <w:p>
+            <w:pPr>
+              <w:jc w:val="center"/>
+            </w:pPr>
+            <w:r/>
+            <w:r>
+              <w:rPr>
+                <w:rFonts w:ascii="Times New Roman" w:hAnsi="Times New Roman" w:eastAsia="宋体"/>
+                <w:b w:val="0"/>
+                <w:sz w:val="21"/>
+              </w:rPr>
+              <w:t>490</w:t>
+            </w:r>
+          </w:p>
+        </w:tc>
+        <w:tc>
+          <w:tcPr>
+            <w:tcW w:type="dxa" w:w="3022"/>
+          </w:tcPr>
+          <w:p>
+            <w:pPr>
+              <w:jc w:val="center"/>
+            </w:pPr>
+            <w:r/>
+            <w:r>
+              <w:rPr>
+                <w:rFonts w:ascii="Times New Roman" w:hAnsi="Times New Roman" w:eastAsia="宋体"/>
+                <w:b w:val="0"/>
+                <w:sz w:val="21"/>
+              </w:rPr>
+              <w:t>未与既有锚点重名的官方资源按名称合并后写入</w:t>
+            </w:r>
+          </w:p>
+        </w:tc>
+      </w:tr>
+      <w:tr>
+        <w:tc>
+          <w:tcPr>
+            <w:tcW w:type="dxa" w:w="3022"/>
+          </w:tcPr>
+          <w:p>
+            <w:pPr>
+              <w:jc w:val="center"/>
+            </w:pPr>
+            <w:r/>
+            <w:r>
+              <w:rPr>
+                <w:rFonts w:ascii="Times New Roman" w:hAnsi="Times New Roman" w:eastAsia="宋体"/>
+                <w:b w:val="0"/>
+                <w:sz w:val="21"/>
+              </w:rPr>
+              <w:t>扩展锚点库总量</w:t>
+            </w:r>
+          </w:p>
+        </w:tc>
+        <w:tc>
+          <w:tcPr>
+            <w:tcW w:type="dxa" w:w="3022"/>
+          </w:tcPr>
+          <w:p>
+            <w:pPr>
+              <w:jc w:val="center"/>
+            </w:pPr>
+            <w:r/>
+            <w:r>
+              <w:rPr>
+                <w:rFonts w:ascii="Times New Roman" w:hAnsi="Times New Roman" w:eastAsia="宋体"/>
+                <w:b w:val="0"/>
+                <w:sz w:val="21"/>
+              </w:rPr>
+              <w:t>710</w:t>
+            </w:r>
+          </w:p>
+        </w:tc>
+        <w:tc>
+          <w:tcPr>
+            <w:tcW w:type="dxa" w:w="3022"/>
+          </w:tcPr>
+          <w:p>
+            <w:pPr>
+              <w:jc w:val="center"/>
+            </w:pPr>
+            <w:r/>
+            <w:r>
+              <w:rPr>
+                <w:rFonts w:ascii="Times New Roman" w:hAnsi="Times New Roman" w:eastAsia="宋体"/>
+                <w:b w:val="0"/>
+                <w:sz w:val="21"/>
+              </w:rPr>
+              <w:t>原 220 条锚点 + 490 条扩展新增锚点</w:t>
+            </w:r>
+          </w:p>
+        </w:tc>
+      </w:tr>
+      <w:tr>
+        <w:tc>
+          <w:tcPr>
+            <w:tcW w:type="dxa" w:w="3022"/>
+          </w:tcPr>
+          <w:p>
+            <w:pPr>
+              <w:jc w:val="center"/>
+            </w:pPr>
+            <w:r/>
+            <w:r>
+              <w:rPr>
+                <w:rFonts w:ascii="Times New Roman" w:hAnsi="Times New Roman" w:eastAsia="宋体"/>
+                <w:b w:val="0"/>
+                <w:sz w:val="21"/>
+              </w:rPr>
+              <w:t>镇街代表点兜底</w:t>
+            </w:r>
+          </w:p>
+        </w:tc>
+        <w:tc>
+          <w:tcPr>
+            <w:tcW w:type="dxa" w:w="3022"/>
+          </w:tcPr>
+          <w:p>
+            <w:pPr>
+              <w:jc w:val="center"/>
+            </w:pPr>
+            <w:r/>
+            <w:r>
+              <w:rPr>
+                <w:rFonts w:ascii="Times New Roman" w:hAnsi="Times New Roman" w:eastAsia="宋体"/>
+                <w:b w:val="0"/>
+                <w:sz w:val="21"/>
+              </w:rPr>
+              <w:t>148</w:t>
+            </w:r>
+          </w:p>
+        </w:tc>
+        <w:tc>
+          <w:tcPr>
+            <w:tcW w:type="dxa" w:w="3022"/>
+          </w:tcPr>
+          <w:p>
+            <w:pPr>
+              <w:jc w:val="center"/>
+            </w:pPr>
+            <w:r/>
+            <w:r>
+              <w:rPr>
+                <w:rFonts w:ascii="Times New Roman" w:hAnsi="Times New Roman" w:eastAsia="宋体"/>
+                <w:b w:val="0"/>
+                <w:sz w:val="21"/>
+              </w:rPr>
+              <w:t>低置信度空间代理，需人工校核</w:t>
+            </w:r>
+          </w:p>
+        </w:tc>
+      </w:tr>
+    </w:tbl>
+    <w:p/>
+    <w:p/>
+    <w:p>
+      <w:pPr>
+        <w:spacing w:line="400" w:lineRule="exact" w:before="0" w:after="0"/>
+        <w:jc w:val="center"/>
+      </w:pPr>
+      <w:r>
+        <w:rPr>
+          <w:rFonts w:ascii="Times New Roman" w:hAnsi="Times New Roman" w:eastAsia="宋体"/>
+          <w:b/>
+          <w:sz w:val="24"/>
+        </w:rPr>
+        <w:t>图 6.6　5.10 官方资源扩展空间化图</w:t>
+      </w:r>
+    </w:p>
+    <w:p/>
+    <w:p>
+      <w:pPr>
+        <w:jc w:val="center"/>
+      </w:pPr>
+      <w:r>
+        <w:drawing>
+          <wp:inline xmlns:a="http://schemas.openxmlformats.org/drawingml/2006/main" xmlns:pic="http://schemas.openxmlformats.org/drawingml/2006/picture">
+            <wp:extent cx="5669280" cy="7277149"/>
+            <wp:docPr id="12" name="Picture 12"/>
+            <wp:cNvGraphicFramePr>
+              <a:graphicFrameLocks noChangeAspect="1"/>
+            </wp:cNvGraphicFramePr>
+            <a:graphic>
+              <a:graphicData uri="http://schemas.openxmlformats.org/drawingml/2006/picture">
+                <pic:pic>
+                  <pic:nvPicPr>
+                    <pic:cNvPr id="0" name="official_resources_spatialization_20260510.png"/>
+                    <pic:cNvPicPr/>
+                  </pic:nvPicPr>
+                  <pic:blipFill>
+                    <a:blip r:embed="rId20"/>
+                    <a:stretch>
+                      <a:fillRect/>
+                    </a:stretch>
+                  </pic:blipFill>
+                  <pic:spPr>
+                    <a:xfrm>
+                      <a:off x="0" y="0"/>
+                      <a:ext cx="5669280" cy="7277149"/>
+                    </a:xfrm>
+                    <a:prstGeom prst="rect"/>
+                  </pic:spPr>
+                </pic:pic>
+              </a:graphicData>
+            </a:graphic>
+          </wp:inline>
+        </w:drawing>
+      </w:r>
+    </w:p>
+    <w:p/>
+    <w:p>
+      <w:pPr>
+        <w:spacing w:line="400" w:lineRule="exact" w:before="0" w:after="0"/>
+        <w:jc w:val="center"/>
+      </w:pPr>
+      <w:r>
+        <w:rPr>
+          <w:rFonts w:ascii="Times New Roman" w:hAnsi="Times New Roman" w:eastAsia="宋体"/>
+          <w:b/>
+          <w:sz w:val="24"/>
+        </w:rPr>
+        <w:t>图 6.7　500 m 网格官方资源覆盖图</w:t>
+      </w:r>
+    </w:p>
+    <w:p/>
+    <w:p>
+      <w:pPr>
+        <w:jc w:val="center"/>
+      </w:pPr>
+      <w:r>
+        <w:drawing>
+          <wp:inline xmlns:a="http://schemas.openxmlformats.org/drawingml/2006/main" xmlns:pic="http://schemas.openxmlformats.org/drawingml/2006/picture">
+            <wp:extent cx="5669280" cy="6454802"/>
+            <wp:docPr id="13" name="Picture 13"/>
+            <wp:cNvGraphicFramePr>
+              <a:graphicFrameLocks noChangeAspect="1"/>
+            </wp:cNvGraphicFramePr>
+            <a:graphic>
+              <a:graphicData uri="http://schemas.openxmlformats.org/drawingml/2006/picture">
+                <pic:pic>
+                  <pic:nvPicPr>
+                    <pic:cNvPr id="0" name="official_grid_coverage_20260510.png"/>
+                    <pic:cNvPicPr/>
+                  </pic:nvPicPr>
+                  <pic:blipFill>
+                    <a:blip r:embed="rId21"/>
+                    <a:stretch>
+                      <a:fillRect/>
+                    </a:stretch>
+                  </pic:blipFill>
+                  <pic:spPr>
+                    <a:xfrm>
+                      <a:off x="0" y="0"/>
+                      <a:ext cx="5669280" cy="6454802"/>
+                    </a:xfrm>
+                    <a:prstGeom prst="rect"/>
+                  </pic:spPr>
+                </pic:pic>
+              </a:graphicData>
+            </a:graphic>
+          </wp:inline>
+        </w:drawing>
+      </w:r>
+    </w:p>
+    <w:p/>
+    <w:p>
+      <w:pPr>
+        <w:spacing w:line="400" w:lineRule="exact" w:before="0" w:after="0"/>
+        <w:ind w:firstLine="480"/>
+      </w:pPr>
+      <w:r>
+        <w:rPr>
+          <w:rFonts w:ascii="Times New Roman" w:hAnsi="Times New Roman" w:eastAsia="宋体"/>
+          <w:b w:val="0"/>
+          <w:sz w:val="24"/>
+        </w:rPr>
+        <w:t>图 6.6 与图 6.7 表明，官方资源扩展后，狮山、西樵、大沥、里水等镇街的不可移动文物和历史建筑数量被明显补足。西樵镇因中国历史文化名镇采用镇街面表达，官方覆盖网格数显著增加，这一结果适合作为“官方认定范围”的上限判断，而不等同于每个网格均有同等强度的旅游开发条件。</w:t>
+      </w:r>
+    </w:p>
+    <w:p/>
+    <w:p>
+      <w:pPr>
+        <w:pStyle w:val="Heading3"/>
+        <w:spacing w:line="400" w:lineRule="exact" w:before="240" w:after="80"/>
+        <w:jc w:val="left"/>
+      </w:pPr>
+      <w:r>
+        <w:rPr>
+          <w:rFonts w:ascii="Times New Roman" w:hAnsi="Times New Roman" w:eastAsia="宋体"/>
+          <w:b/>
+          <w:sz w:val="26"/>
+        </w:rPr>
+        <w:t>6.5.2 典籍—官方—旅游三维诊断</w:t>
+      </w:r>
+    </w:p>
+    <w:p/>
+    <w:p>
+      <w:pPr>
+        <w:spacing w:line="400" w:lineRule="exact" w:before="0" w:after="0"/>
+        <w:ind w:firstLine="480"/>
+      </w:pPr>
+      <w:r>
+        <w:rPr>
+          <w:rFonts w:ascii="Times New Roman" w:hAnsi="Times New Roman" w:eastAsia="宋体"/>
+          <w:b w:val="0"/>
+          <w:sz w:val="24"/>
+        </w:rPr>
+        <w:t>为了在正式论文中保留“文化（典籍 + 官方）—旅游”的主模型，同时回应“典籍—官方—旅游”三方拆分的诊断需求，本研究进一步按镇街计算典籍/图谱文化厚度 C、官方资源覆盖 O 与旅游热度 T 的均值。该拆分不改变错位指数的主模型，而用于判断某一片区的短板来自文本叙事不足、官方认定不足，还是旅游转化不足。</w:t>
+      </w:r>
+    </w:p>
+    <w:p/>
+    <w:p>
+      <w:pPr>
+        <w:spacing w:line="400" w:lineRule="exact" w:before="0" w:after="0"/>
+        <w:jc w:val="center"/>
+      </w:pPr>
+      <w:r>
+        <w:rPr>
+          <w:rFonts w:ascii="Times New Roman" w:hAnsi="Times New Roman" w:eastAsia="宋体"/>
+          <w:b/>
+          <w:sz w:val="24"/>
+        </w:rPr>
+        <w:t>表 6.8　镇街典籍—官方—旅游诊断拆分摘要</w:t>
+      </w:r>
+    </w:p>
+    <w:p/>
+    <w:tbl>
+      <w:tblPr>
+        <w:tblStyle w:val="TableGrid"/>
+        <w:tblW w:type="auto" w:w="0"/>
+        <w:tblLayout w:type="autofit"/>
+        <w:tblLook w:firstColumn="1" w:firstRow="1" w:lastColumn="0" w:lastRow="0" w:noHBand="0" w:noVBand="1" w:val="04A0"/>
+      </w:tblPr>
+      <w:tblGrid>
+        <w:gridCol w:w="1511"/>
+        <w:gridCol w:w="1511"/>
+        <w:gridCol w:w="1511"/>
+        <w:gridCol w:w="1511"/>
+        <w:gridCol w:w="1511"/>
+        <w:gridCol w:w="1511"/>
+      </w:tblGrid>
+      <w:tr>
+        <w:tc>
+          <w:tcPr>
+            <w:tcW w:type="dxa" w:w="1511"/>
+          </w:tcPr>
+          <w:p>
+            <w:pPr>
+              <w:jc w:val="center"/>
+            </w:pPr>
+            <w:r/>
+            <w:r>
+              <w:rPr>
+                <w:rFonts w:ascii="Times New Roman" w:hAnsi="Times New Roman" w:eastAsia="宋体"/>
+                <w:b/>
+                <w:sz w:val="21"/>
+              </w:rPr>
+              <w:t>镇街</w:t>
+            </w:r>
+          </w:p>
+        </w:tc>
+        <w:tc>
+          <w:tcPr>
+            <w:tcW w:type="dxa" w:w="1511"/>
+          </w:tcPr>
+          <w:p>
+            <w:pPr>
+              <w:jc w:val="center"/>
+            </w:pPr>
+            <w:r/>
+            <w:r>
+              <w:rPr>
+                <w:rFonts w:ascii="Times New Roman" w:hAnsi="Times New Roman" w:eastAsia="宋体"/>
+                <w:b/>
+                <w:sz w:val="21"/>
+              </w:rPr>
+              <w:t>C 典籍/图谱均值</w:t>
+            </w:r>
+          </w:p>
+        </w:tc>
+        <w:tc>
+          <w:tcPr>
+            <w:tcW w:type="dxa" w:w="1511"/>
+          </w:tcPr>
+          <w:p>
+            <w:pPr>
+              <w:jc w:val="center"/>
+            </w:pPr>
+            <w:r/>
+            <w:r>
+              <w:rPr>
+                <w:rFonts w:ascii="Times New Roman" w:hAnsi="Times New Roman" w:eastAsia="宋体"/>
+                <w:b/>
+                <w:sz w:val="21"/>
+              </w:rPr>
+              <w:t>O 官方资源均值</w:t>
+            </w:r>
+          </w:p>
+        </w:tc>
+        <w:tc>
+          <w:tcPr>
+            <w:tcW w:type="dxa" w:w="1511"/>
+          </w:tcPr>
+          <w:p>
+            <w:pPr>
+              <w:jc w:val="center"/>
+            </w:pPr>
+            <w:r/>
+            <w:r>
+              <w:rPr>
+                <w:rFonts w:ascii="Times New Roman" w:hAnsi="Times New Roman" w:eastAsia="宋体"/>
+                <w:b/>
+                <w:sz w:val="21"/>
+              </w:rPr>
+              <w:t>T 旅游热度均值</w:t>
+            </w:r>
+          </w:p>
+        </w:tc>
+        <w:tc>
+          <w:tcPr>
+            <w:tcW w:type="dxa" w:w="1511"/>
+          </w:tcPr>
+          <w:p>
+            <w:pPr>
+              <w:jc w:val="center"/>
+            </w:pPr>
+            <w:r/>
+            <w:r>
+              <w:rPr>
+                <w:rFonts w:ascii="Times New Roman" w:hAnsi="Times New Roman" w:eastAsia="宋体"/>
+                <w:b/>
+                <w:sz w:val="21"/>
+              </w:rPr>
+              <w:t>修正错位均值</w:t>
+            </w:r>
+          </w:p>
+        </w:tc>
+        <w:tc>
+          <w:tcPr>
+            <w:tcW w:type="dxa" w:w="1511"/>
+          </w:tcPr>
+          <w:p>
+            <w:pPr>
+              <w:jc w:val="center"/>
+            </w:pPr>
+            <w:r/>
+            <w:r>
+              <w:rPr>
+                <w:rFonts w:ascii="Times New Roman" w:hAnsi="Times New Roman" w:eastAsia="宋体"/>
+                <w:b/>
+                <w:sz w:val="21"/>
+              </w:rPr>
+              <w:t>官方覆盖网格</w:t>
+            </w:r>
+          </w:p>
+        </w:tc>
+      </w:tr>
+      <w:tr>
+        <w:tc>
+          <w:tcPr>
+            <w:tcW w:type="dxa" w:w="1511"/>
+          </w:tcPr>
+          <w:p>
+            <w:pPr>
+              <w:jc w:val="center"/>
+            </w:pPr>
+            <w:r/>
+            <w:r>
+              <w:rPr>
+                <w:rFonts w:ascii="Times New Roman" w:hAnsi="Times New Roman" w:eastAsia="宋体"/>
+                <w:b w:val="0"/>
+                <w:sz w:val="21"/>
+              </w:rPr>
+              <w:t>桂城街道</w:t>
+            </w:r>
+          </w:p>
+        </w:tc>
+        <w:tc>
+          <w:tcPr>
+            <w:tcW w:type="dxa" w:w="1511"/>
+          </w:tcPr>
+          <w:p>
+            <w:pPr>
+              <w:jc w:val="center"/>
+            </w:pPr>
+            <w:r/>
+            <w:r>
+              <w:rPr>
+                <w:rFonts w:ascii="Times New Roman" w:hAnsi="Times New Roman" w:eastAsia="宋体"/>
+                <w:b w:val="0"/>
+                <w:sz w:val="21"/>
+              </w:rPr>
+              <w:t>2.15</w:t>
+            </w:r>
+          </w:p>
+        </w:tc>
+        <w:tc>
+          <w:tcPr>
+            <w:tcW w:type="dxa" w:w="1511"/>
+          </w:tcPr>
+          <w:p>
+            <w:pPr>
+              <w:jc w:val="center"/>
+            </w:pPr>
+            <w:r/>
+            <w:r>
+              <w:rPr>
+                <w:rFonts w:ascii="Times New Roman" w:hAnsi="Times New Roman" w:eastAsia="宋体"/>
+                <w:b w:val="0"/>
+                <w:sz w:val="21"/>
+              </w:rPr>
+              <w:t>2.60</w:t>
+            </w:r>
+          </w:p>
+        </w:tc>
+        <w:tc>
+          <w:tcPr>
+            <w:tcW w:type="dxa" w:w="1511"/>
+          </w:tcPr>
+          <w:p>
+            <w:pPr>
+              <w:jc w:val="center"/>
+            </w:pPr>
+            <w:r/>
+            <w:r>
+              <w:rPr>
+                <w:rFonts w:ascii="Times New Roman" w:hAnsi="Times New Roman" w:eastAsia="宋体"/>
+                <w:b w:val="0"/>
+                <w:sz w:val="21"/>
+              </w:rPr>
+              <w:t>22.28</w:t>
+            </w:r>
+          </w:p>
+        </w:tc>
+        <w:tc>
+          <w:tcPr>
+            <w:tcW w:type="dxa" w:w="1511"/>
+          </w:tcPr>
+          <w:p>
+            <w:pPr>
+              <w:jc w:val="center"/>
+            </w:pPr>
+            <w:r/>
+            <w:r>
+              <w:rPr>
+                <w:rFonts w:ascii="Times New Roman" w:hAnsi="Times New Roman" w:eastAsia="宋体"/>
+                <w:b w:val="0"/>
+                <w:sz w:val="21"/>
+              </w:rPr>
+              <w:t>19.95</w:t>
+            </w:r>
+          </w:p>
+        </w:tc>
+        <w:tc>
+          <w:tcPr>
+            <w:tcW w:type="dxa" w:w="1511"/>
+          </w:tcPr>
+          <w:p>
+            <w:pPr>
+              <w:jc w:val="center"/>
+            </w:pPr>
+            <w:r/>
+            <w:r>
+              <w:rPr>
+                <w:rFonts w:ascii="Times New Roman" w:hAnsi="Times New Roman" w:eastAsia="宋体"/>
+                <w:b w:val="0"/>
+                <w:sz w:val="21"/>
+              </w:rPr>
+              <w:t>40</w:t>
+            </w:r>
+          </w:p>
+        </w:tc>
+      </w:tr>
+      <w:tr>
+        <w:tc>
+          <w:tcPr>
+            <w:tcW w:type="dxa" w:w="1511"/>
+          </w:tcPr>
+          <w:p>
+            <w:pPr>
+              <w:jc w:val="center"/>
+            </w:pPr>
+            <w:r/>
+            <w:r>
+              <w:rPr>
+                <w:rFonts w:ascii="Times New Roman" w:hAnsi="Times New Roman" w:eastAsia="宋体"/>
+                <w:b w:val="0"/>
+                <w:sz w:val="21"/>
+              </w:rPr>
+              <w:t>大沥镇</w:t>
+            </w:r>
+          </w:p>
+        </w:tc>
+        <w:tc>
+          <w:tcPr>
+            <w:tcW w:type="dxa" w:w="1511"/>
+          </w:tcPr>
+          <w:p>
+            <w:pPr>
+              <w:jc w:val="center"/>
+            </w:pPr>
+            <w:r/>
+            <w:r>
+              <w:rPr>
+                <w:rFonts w:ascii="Times New Roman" w:hAnsi="Times New Roman" w:eastAsia="宋体"/>
+                <w:b w:val="0"/>
+                <w:sz w:val="21"/>
+              </w:rPr>
+              <w:t>1.73</w:t>
+            </w:r>
+          </w:p>
+        </w:tc>
+        <w:tc>
+          <w:tcPr>
+            <w:tcW w:type="dxa" w:w="1511"/>
+          </w:tcPr>
+          <w:p>
+            <w:pPr>
+              <w:jc w:val="center"/>
+            </w:pPr>
+            <w:r/>
+            <w:r>
+              <w:rPr>
+                <w:rFonts w:ascii="Times New Roman" w:hAnsi="Times New Roman" w:eastAsia="宋体"/>
+                <w:b w:val="0"/>
+                <w:sz w:val="21"/>
+              </w:rPr>
+              <w:t>4.01</w:t>
+            </w:r>
+          </w:p>
+        </w:tc>
+        <w:tc>
+          <w:tcPr>
+            <w:tcW w:type="dxa" w:w="1511"/>
+          </w:tcPr>
+          <w:p>
+            <w:pPr>
+              <w:jc w:val="center"/>
+            </w:pPr>
+            <w:r/>
+            <w:r>
+              <w:rPr>
+                <w:rFonts w:ascii="Times New Roman" w:hAnsi="Times New Roman" w:eastAsia="宋体"/>
+                <w:b w:val="0"/>
+                <w:sz w:val="21"/>
+              </w:rPr>
+              <w:t>17.18</w:t>
+            </w:r>
+          </w:p>
+        </w:tc>
+        <w:tc>
+          <w:tcPr>
+            <w:tcW w:type="dxa" w:w="1511"/>
+          </w:tcPr>
+          <w:p>
+            <w:pPr>
+              <w:jc w:val="center"/>
+            </w:pPr>
+            <w:r/>
+            <w:r>
+              <w:rPr>
+                <w:rFonts w:ascii="Times New Roman" w:hAnsi="Times New Roman" w:eastAsia="宋体"/>
+                <w:b w:val="0"/>
+                <w:sz w:val="21"/>
+              </w:rPr>
+              <w:t>14.54</w:t>
+            </w:r>
+          </w:p>
+        </w:tc>
+        <w:tc>
+          <w:tcPr>
+            <w:tcW w:type="dxa" w:w="1511"/>
+          </w:tcPr>
+          <w:p>
+            <w:pPr>
+              <w:jc w:val="center"/>
+            </w:pPr>
+            <w:r/>
+            <w:r>
+              <w:rPr>
+                <w:rFonts w:ascii="Times New Roman" w:hAnsi="Times New Roman" w:eastAsia="宋体"/>
+                <w:b w:val="0"/>
+                <w:sz w:val="21"/>
+              </w:rPr>
+              <w:t>67</w:t>
+            </w:r>
+          </w:p>
+        </w:tc>
+      </w:tr>
+      <w:tr>
+        <w:tc>
+          <w:tcPr>
+            <w:tcW w:type="dxa" w:w="1511"/>
+          </w:tcPr>
+          <w:p>
+            <w:pPr>
+              <w:jc w:val="center"/>
+            </w:pPr>
+            <w:r/>
+            <w:r>
+              <w:rPr>
+                <w:rFonts w:ascii="Times New Roman" w:hAnsi="Times New Roman" w:eastAsia="宋体"/>
+                <w:b w:val="0"/>
+                <w:sz w:val="21"/>
+              </w:rPr>
+              <w:t>里水镇</w:t>
+            </w:r>
+          </w:p>
+        </w:tc>
+        <w:tc>
+          <w:tcPr>
+            <w:tcW w:type="dxa" w:w="1511"/>
+          </w:tcPr>
+          <w:p>
+            <w:pPr>
+              <w:jc w:val="center"/>
+            </w:pPr>
+            <w:r/>
+            <w:r>
+              <w:rPr>
+                <w:rFonts w:ascii="Times New Roman" w:hAnsi="Times New Roman" w:eastAsia="宋体"/>
+                <w:b w:val="0"/>
+                <w:sz w:val="21"/>
+              </w:rPr>
+              <w:t>0.37</w:t>
+            </w:r>
+          </w:p>
+        </w:tc>
+        <w:tc>
+          <w:tcPr>
+            <w:tcW w:type="dxa" w:w="1511"/>
+          </w:tcPr>
+          <w:p>
+            <w:pPr>
+              <w:jc w:val="center"/>
+            </w:pPr>
+            <w:r/>
+            <w:r>
+              <w:rPr>
+                <w:rFonts w:ascii="Times New Roman" w:hAnsi="Times New Roman" w:eastAsia="宋体"/>
+                <w:b w:val="0"/>
+                <w:sz w:val="21"/>
+              </w:rPr>
+              <w:t>2.09</w:t>
+            </w:r>
+          </w:p>
+        </w:tc>
+        <w:tc>
+          <w:tcPr>
+            <w:tcW w:type="dxa" w:w="1511"/>
+          </w:tcPr>
+          <w:p>
+            <w:pPr>
+              <w:jc w:val="center"/>
+            </w:pPr>
+            <w:r/>
+            <w:r>
+              <w:rPr>
+                <w:rFonts w:ascii="Times New Roman" w:hAnsi="Times New Roman" w:eastAsia="宋体"/>
+                <w:b w:val="0"/>
+                <w:sz w:val="21"/>
+              </w:rPr>
+              <w:t>7.59</w:t>
+            </w:r>
+          </w:p>
+        </w:tc>
+        <w:tc>
+          <w:tcPr>
+            <w:tcW w:type="dxa" w:w="1511"/>
+          </w:tcPr>
+          <w:p>
+            <w:pPr>
+              <w:jc w:val="center"/>
+            </w:pPr>
+            <w:r/>
+            <w:r>
+              <w:rPr>
+                <w:rFonts w:ascii="Times New Roman" w:hAnsi="Times New Roman" w:eastAsia="宋体"/>
+                <w:b w:val="0"/>
+                <w:sz w:val="21"/>
+              </w:rPr>
+              <w:t>6.53</w:t>
+            </w:r>
+          </w:p>
+        </w:tc>
+        <w:tc>
+          <w:tcPr>
+            <w:tcW w:type="dxa" w:w="1511"/>
+          </w:tcPr>
+          <w:p>
+            <w:pPr>
+              <w:jc w:val="center"/>
+            </w:pPr>
+            <w:r/>
+            <w:r>
+              <w:rPr>
+                <w:rFonts w:ascii="Times New Roman" w:hAnsi="Times New Roman" w:eastAsia="宋体"/>
+                <w:b w:val="0"/>
+                <w:sz w:val="21"/>
+              </w:rPr>
+              <w:t>54</w:t>
+            </w:r>
+          </w:p>
+        </w:tc>
+      </w:tr>
+      <w:tr>
+        <w:tc>
+          <w:tcPr>
+            <w:tcW w:type="dxa" w:w="1511"/>
+          </w:tcPr>
+          <w:p>
+            <w:pPr>
+              <w:jc w:val="center"/>
+            </w:pPr>
+            <w:r/>
+            <w:r>
+              <w:rPr>
+                <w:rFonts w:ascii="Times New Roman" w:hAnsi="Times New Roman" w:eastAsia="宋体"/>
+                <w:b w:val="0"/>
+                <w:sz w:val="21"/>
+              </w:rPr>
+              <w:t>狮山镇</w:t>
+            </w:r>
+          </w:p>
+        </w:tc>
+        <w:tc>
+          <w:tcPr>
+            <w:tcW w:type="dxa" w:w="1511"/>
+          </w:tcPr>
+          <w:p>
+            <w:pPr>
+              <w:jc w:val="center"/>
+            </w:pPr>
+            <w:r/>
+            <w:r>
+              <w:rPr>
+                <w:rFonts w:ascii="Times New Roman" w:hAnsi="Times New Roman" w:eastAsia="宋体"/>
+                <w:b w:val="0"/>
+                <w:sz w:val="21"/>
+              </w:rPr>
+              <w:t>0.32</w:t>
+            </w:r>
+          </w:p>
+        </w:tc>
+        <w:tc>
+          <w:tcPr>
+            <w:tcW w:type="dxa" w:w="1511"/>
+          </w:tcPr>
+          <w:p>
+            <w:pPr>
+              <w:jc w:val="center"/>
+            </w:pPr>
+            <w:r/>
+            <w:r>
+              <w:rPr>
+                <w:rFonts w:ascii="Times New Roman" w:hAnsi="Times New Roman" w:eastAsia="宋体"/>
+                <w:b w:val="0"/>
+                <w:sz w:val="21"/>
+              </w:rPr>
+              <w:t>1.36</w:t>
+            </w:r>
+          </w:p>
+        </w:tc>
+        <w:tc>
+          <w:tcPr>
+            <w:tcW w:type="dxa" w:w="1511"/>
+          </w:tcPr>
+          <w:p>
+            <w:pPr>
+              <w:jc w:val="center"/>
+            </w:pPr>
+            <w:r/>
+            <w:r>
+              <w:rPr>
+                <w:rFonts w:ascii="Times New Roman" w:hAnsi="Times New Roman" w:eastAsia="宋体"/>
+                <w:b w:val="0"/>
+                <w:sz w:val="21"/>
+              </w:rPr>
+              <w:t>5.72</w:t>
+            </w:r>
+          </w:p>
+        </w:tc>
+        <w:tc>
+          <w:tcPr>
+            <w:tcW w:type="dxa" w:w="1511"/>
+          </w:tcPr>
+          <w:p>
+            <w:pPr>
+              <w:jc w:val="center"/>
+            </w:pPr>
+            <w:r/>
+            <w:r>
+              <w:rPr>
+                <w:rFonts w:ascii="Times New Roman" w:hAnsi="Times New Roman" w:eastAsia="宋体"/>
+                <w:b w:val="0"/>
+                <w:sz w:val="21"/>
+              </w:rPr>
+              <w:t>4.98</w:t>
+            </w:r>
+          </w:p>
+        </w:tc>
+        <w:tc>
+          <w:tcPr>
+            <w:tcW w:type="dxa" w:w="1511"/>
+          </w:tcPr>
+          <w:p>
+            <w:pPr>
+              <w:jc w:val="center"/>
+            </w:pPr>
+            <w:r/>
+            <w:r>
+              <w:rPr>
+                <w:rFonts w:ascii="Times New Roman" w:hAnsi="Times New Roman" w:eastAsia="宋体"/>
+                <w:b w:val="0"/>
+                <w:sz w:val="21"/>
+              </w:rPr>
+              <w:t>86</w:t>
+            </w:r>
+          </w:p>
+        </w:tc>
+      </w:tr>
+      <w:tr>
+        <w:tc>
+          <w:tcPr>
+            <w:tcW w:type="dxa" w:w="1511"/>
+          </w:tcPr>
+          <w:p>
+            <w:pPr>
+              <w:jc w:val="center"/>
+            </w:pPr>
+            <w:r/>
+            <w:r>
+              <w:rPr>
+                <w:rFonts w:ascii="Times New Roman" w:hAnsi="Times New Roman" w:eastAsia="宋体"/>
+                <w:b w:val="0"/>
+                <w:sz w:val="21"/>
+              </w:rPr>
+              <w:t>丹灶镇</w:t>
+            </w:r>
+          </w:p>
+        </w:tc>
+        <w:tc>
+          <w:tcPr>
+            <w:tcW w:type="dxa" w:w="1511"/>
+          </w:tcPr>
+          <w:p>
+            <w:pPr>
+              <w:jc w:val="center"/>
+            </w:pPr>
+            <w:r/>
+            <w:r>
+              <w:rPr>
+                <w:rFonts w:ascii="Times New Roman" w:hAnsi="Times New Roman" w:eastAsia="宋体"/>
+                <w:b w:val="0"/>
+                <w:sz w:val="21"/>
+              </w:rPr>
+              <w:t>4.36</w:t>
+            </w:r>
+          </w:p>
+        </w:tc>
+        <w:tc>
+          <w:tcPr>
+            <w:tcW w:type="dxa" w:w="1511"/>
+          </w:tcPr>
+          <w:p>
+            <w:pPr>
+              <w:jc w:val="center"/>
+            </w:pPr>
+            <w:r/>
+            <w:r>
+              <w:rPr>
+                <w:rFonts w:ascii="Times New Roman" w:hAnsi="Times New Roman" w:eastAsia="宋体"/>
+                <w:b w:val="0"/>
+                <w:sz w:val="21"/>
+              </w:rPr>
+              <w:t>1.84</w:t>
+            </w:r>
+          </w:p>
+        </w:tc>
+        <w:tc>
+          <w:tcPr>
+            <w:tcW w:type="dxa" w:w="1511"/>
+          </w:tcPr>
+          <w:p>
+            <w:pPr>
+              <w:jc w:val="center"/>
+            </w:pPr>
+            <w:r/>
+            <w:r>
+              <w:rPr>
+                <w:rFonts w:ascii="Times New Roman" w:hAnsi="Times New Roman" w:eastAsia="宋体"/>
+                <w:b w:val="0"/>
+                <w:sz w:val="21"/>
+              </w:rPr>
+              <w:t>5.07</w:t>
+            </w:r>
+          </w:p>
+        </w:tc>
+        <w:tc>
+          <w:tcPr>
+            <w:tcW w:type="dxa" w:w="1511"/>
+          </w:tcPr>
+          <w:p>
+            <w:pPr>
+              <w:jc w:val="center"/>
+            </w:pPr>
+            <w:r/>
+            <w:r>
+              <w:rPr>
+                <w:rFonts w:ascii="Times New Roman" w:hAnsi="Times New Roman" w:eastAsia="宋体"/>
+                <w:b w:val="0"/>
+                <w:sz w:val="21"/>
+              </w:rPr>
+              <w:t>1.71</w:t>
+            </w:r>
+          </w:p>
+        </w:tc>
+        <w:tc>
+          <w:tcPr>
+            <w:tcW w:type="dxa" w:w="1511"/>
+          </w:tcPr>
+          <w:p>
+            <w:pPr>
+              <w:jc w:val="center"/>
+            </w:pPr>
+            <w:r/>
+            <w:r>
+              <w:rPr>
+                <w:rFonts w:ascii="Times New Roman" w:hAnsi="Times New Roman" w:eastAsia="宋体"/>
+                <w:b w:val="0"/>
+                <w:sz w:val="21"/>
+              </w:rPr>
+              <w:t>44</w:t>
+            </w:r>
+          </w:p>
+        </w:tc>
+      </w:tr>
+      <w:tr>
+        <w:tc>
+          <w:tcPr>
+            <w:tcW w:type="dxa" w:w="1511"/>
+          </w:tcPr>
+          <w:p>
+            <w:pPr>
+              <w:jc w:val="center"/>
+            </w:pPr>
+            <w:r/>
+            <w:r>
+              <w:rPr>
+                <w:rFonts w:ascii="Times New Roman" w:hAnsi="Times New Roman" w:eastAsia="宋体"/>
+                <w:b w:val="0"/>
+                <w:sz w:val="21"/>
+              </w:rPr>
+              <w:t>西樵镇</w:t>
+            </w:r>
+          </w:p>
+        </w:tc>
+        <w:tc>
+          <w:tcPr>
+            <w:tcW w:type="dxa" w:w="1511"/>
+          </w:tcPr>
+          <w:p>
+            <w:pPr>
+              <w:jc w:val="center"/>
+            </w:pPr>
+            <w:r/>
+            <w:r>
+              <w:rPr>
+                <w:rFonts w:ascii="Times New Roman" w:hAnsi="Times New Roman" w:eastAsia="宋体"/>
+                <w:b w:val="0"/>
+                <w:sz w:val="21"/>
+              </w:rPr>
+              <w:t>11.78</w:t>
+            </w:r>
+          </w:p>
+        </w:tc>
+        <w:tc>
+          <w:tcPr>
+            <w:tcW w:type="dxa" w:w="1511"/>
+          </w:tcPr>
+          <w:p>
+            <w:pPr>
+              <w:jc w:val="center"/>
+            </w:pPr>
+            <w:r/>
+            <w:r>
+              <w:rPr>
+                <w:rFonts w:ascii="Times New Roman" w:hAnsi="Times New Roman" w:eastAsia="宋体"/>
+                <w:b w:val="0"/>
+                <w:sz w:val="21"/>
+              </w:rPr>
+              <w:t>18.29</w:t>
+            </w:r>
+          </w:p>
+        </w:tc>
+        <w:tc>
+          <w:tcPr>
+            <w:tcW w:type="dxa" w:w="1511"/>
+          </w:tcPr>
+          <w:p>
+            <w:pPr>
+              <w:jc w:val="center"/>
+            </w:pPr>
+            <w:r/>
+            <w:r>
+              <w:rPr>
+                <w:rFonts w:ascii="Times New Roman" w:hAnsi="Times New Roman" w:eastAsia="宋体"/>
+                <w:b w:val="0"/>
+                <w:sz w:val="21"/>
+              </w:rPr>
+              <w:t>6.55</w:t>
+            </w:r>
+          </w:p>
+        </w:tc>
+        <w:tc>
+          <w:tcPr>
+            <w:tcW w:type="dxa" w:w="1511"/>
+          </w:tcPr>
+          <w:p>
+            <w:pPr>
+              <w:jc w:val="center"/>
+            </w:pPr>
+            <w:r/>
+            <w:r>
+              <w:rPr>
+                <w:rFonts w:ascii="Times New Roman" w:hAnsi="Times New Roman" w:eastAsia="宋体"/>
+                <w:b w:val="0"/>
+                <w:sz w:val="21"/>
+              </w:rPr>
+              <w:t>−7.83</w:t>
+            </w:r>
+          </w:p>
+        </w:tc>
+        <w:tc>
+          <w:tcPr>
+            <w:tcW w:type="dxa" w:w="1511"/>
+          </w:tcPr>
+          <w:p>
+            <w:pPr>
+              <w:jc w:val="center"/>
+            </w:pPr>
+            <w:r/>
+            <w:r>
+              <w:rPr>
+                <w:rFonts w:ascii="Times New Roman" w:hAnsi="Times New Roman" w:eastAsia="宋体"/>
+                <w:b w:val="0"/>
+                <w:sz w:val="21"/>
+              </w:rPr>
+              <w:t>715</w:t>
+            </w:r>
+          </w:p>
+        </w:tc>
+      </w:tr>
+      <w:tr>
+        <w:tc>
+          <w:tcPr>
+            <w:tcW w:type="dxa" w:w="1511"/>
+          </w:tcPr>
+          <w:p>
+            <w:pPr>
+              <w:jc w:val="center"/>
+            </w:pPr>
+            <w:r/>
+            <w:r>
+              <w:rPr>
+                <w:rFonts w:ascii="Times New Roman" w:hAnsi="Times New Roman" w:eastAsia="宋体"/>
+                <w:b w:val="0"/>
+                <w:sz w:val="21"/>
+              </w:rPr>
+              <w:t>九江镇</w:t>
+            </w:r>
+          </w:p>
+        </w:tc>
+        <w:tc>
+          <w:tcPr>
+            <w:tcW w:type="dxa" w:w="1511"/>
+          </w:tcPr>
+          <w:p>
+            <w:pPr>
+              <w:jc w:val="center"/>
+            </w:pPr>
+            <w:r/>
+            <w:r>
+              <w:rPr>
+                <w:rFonts w:ascii="Times New Roman" w:hAnsi="Times New Roman" w:eastAsia="宋体"/>
+                <w:b w:val="0"/>
+                <w:sz w:val="21"/>
+              </w:rPr>
+              <w:t>6.17</w:t>
+            </w:r>
+          </w:p>
+        </w:tc>
+        <w:tc>
+          <w:tcPr>
+            <w:tcW w:type="dxa" w:w="1511"/>
+          </w:tcPr>
+          <w:p>
+            <w:pPr>
+              <w:jc w:val="center"/>
+            </w:pPr>
+            <w:r/>
+            <w:r>
+              <w:rPr>
+                <w:rFonts w:ascii="Times New Roman" w:hAnsi="Times New Roman" w:eastAsia="宋体"/>
+                <w:b w:val="0"/>
+                <w:sz w:val="21"/>
+              </w:rPr>
+              <w:t>2.46</w:t>
+            </w:r>
+          </w:p>
+        </w:tc>
+        <w:tc>
+          <w:tcPr>
+            <w:tcW w:type="dxa" w:w="1511"/>
+          </w:tcPr>
+          <w:p>
+            <w:pPr>
+              <w:jc w:val="center"/>
+            </w:pPr>
+            <w:r/>
+            <w:r>
+              <w:rPr>
+                <w:rFonts w:ascii="Times New Roman" w:hAnsi="Times New Roman" w:eastAsia="宋体"/>
+                <w:b w:val="0"/>
+                <w:sz w:val="21"/>
+              </w:rPr>
+              <w:t>5.70</w:t>
+            </w:r>
+          </w:p>
+        </w:tc>
+        <w:tc>
+          <w:tcPr>
+            <w:tcW w:type="dxa" w:w="1511"/>
+          </w:tcPr>
+          <w:p>
+            <w:pPr>
+              <w:jc w:val="center"/>
+            </w:pPr>
+            <w:r/>
+            <w:r>
+              <w:rPr>
+                <w:rFonts w:ascii="Times New Roman" w:hAnsi="Times New Roman" w:eastAsia="宋体"/>
+                <w:b w:val="0"/>
+                <w:sz w:val="21"/>
+              </w:rPr>
+              <w:t>1.01</w:t>
+            </w:r>
+          </w:p>
+        </w:tc>
+        <w:tc>
+          <w:tcPr>
+            <w:tcW w:type="dxa" w:w="1511"/>
+          </w:tcPr>
+          <w:p>
+            <w:pPr>
+              <w:jc w:val="center"/>
+            </w:pPr>
+            <w:r/>
+            <w:r>
+              <w:rPr>
+                <w:rFonts w:ascii="Times New Roman" w:hAnsi="Times New Roman" w:eastAsia="宋体"/>
+                <w:b w:val="0"/>
+                <w:sz w:val="21"/>
+              </w:rPr>
+              <w:t>35</w:t>
+            </w:r>
+          </w:p>
+        </w:tc>
+      </w:tr>
+    </w:tbl>
+    <w:p/>
+    <w:p/>
+    <w:p>
+      <w:pPr>
+        <w:spacing w:line="400" w:lineRule="exact" w:before="0" w:after="0"/>
+        <w:jc w:val="center"/>
+      </w:pPr>
+      <w:r>
+        <w:rPr>
+          <w:rFonts w:ascii="Times New Roman" w:hAnsi="Times New Roman" w:eastAsia="宋体"/>
+          <w:b/>
+          <w:sz w:val="24"/>
+        </w:rPr>
+        <w:t>图 6.8　典籍—官方—旅游诊断拆分图</w:t>
+      </w:r>
+    </w:p>
+    <w:p/>
+    <w:p>
+      <w:pPr>
+        <w:jc w:val="center"/>
+      </w:pPr>
+      <w:r>
+        <w:drawing>
+          <wp:inline xmlns:a="http://schemas.openxmlformats.org/drawingml/2006/main" xmlns:pic="http://schemas.openxmlformats.org/drawingml/2006/picture">
+            <wp:extent cx="5669280" cy="2815384"/>
+            <wp:docPr id="14" name="Picture 14"/>
+            <wp:cNvGraphicFramePr>
+              <a:graphicFrameLocks noChangeAspect="1"/>
+            </wp:cNvGraphicFramePr>
+            <a:graphic>
+              <a:graphicData uri="http://schemas.openxmlformats.org/drawingml/2006/picture">
+                <pic:pic>
+                  <pic:nvPicPr>
+                    <pic:cNvPr id="0" name="diagnostic_split_by_town_20260510.png"/>
+                    <pic:cNvPicPr/>
+                  </pic:nvPicPr>
+                  <pic:blipFill>
+                    <a:blip r:embed="rId22"/>
+                    <a:stretch>
+                      <a:fillRect/>
+                    </a:stretch>
+                  </pic:blipFill>
+                  <pic:spPr>
+                    <a:xfrm>
+                      <a:off x="0" y="0"/>
+                      <a:ext cx="5669280" cy="2815384"/>
+                    </a:xfrm>
+                    <a:prstGeom prst="rect"/>
+                  </pic:spPr>
+                </pic:pic>
+              </a:graphicData>
+            </a:graphic>
+          </wp:inline>
+        </w:drawing>
+      </w:r>
+    </w:p>
+    <w:p/>
+    <w:p>
+      <w:pPr>
+        <w:spacing w:line="400" w:lineRule="exact" w:before="0" w:after="0"/>
+        <w:ind w:firstLine="480"/>
+      </w:pPr>
+      <w:r>
+        <w:rPr>
+          <w:rFonts w:ascii="Times New Roman" w:hAnsi="Times New Roman" w:eastAsia="宋体"/>
+          <w:b w:val="0"/>
+          <w:sz w:val="24"/>
+        </w:rPr>
+        <w:t>诊断结果强化了第 6.2 节的空间判断：桂城、大沥的旅游热度明显高于典籍/图谱和官方资源厚度，属于“旅游先行、文化注入不足”的片区；西樵的典籍/图谱与官方资源同时较高，但旅游热度相对偏低，仍是“文化厚、转化不足”的重点片区；九江的典籍/图谱值高于官方资源覆盖值，说明其问题不仅在旅游转化，也在于官方空间载体和餐饮体验数据尚未完全进入本模型。由此，主模型用于识别错位强度，三维拆分用于解释错位来源，两者形成互补。</w:t>
+      </w:r>
+    </w:p>
+    <w:p/>
+    <w:p>
       <w:r>
         <w:br w:type="page"/>
       </w:r>
@@ -17480,6 +19326,21 @@
           <w:sz w:val="24"/>
         </w:rPr>
         <w:t>在载体级精细分析中，物质遗产由于具备明确空间坐标与官方认证等级，适合作为主操作化桥梁；在镇街级（n = 7）宏观观察中，Material_Count 与 POI_Total 的 Pearson 相关系数为 −0.475，这一负相关不是否定主桥梁设计，而是进一步体现了"东旅西文"的空间错位格局。非遗作为动态补充层在镇街级 THI_mean 上呈现较高正相关（r = 0.660），支持其以"注入式"方式参与规划建议。知识图谱 0 跳到 1 跳的扩展使沉睡潜力网格由 99 个增至 170 个，说明图谱关系能够把隐藏在人物、事件、文献和技艺中的文化网络显化出来，是识别潜力空间的重要补充。</w:t>
+      </w:r>
+    </w:p>
+    <w:p/>
+    <w:p>
+      <w:pPr>
+        <w:spacing w:line="400" w:lineRule="exact" w:before="0" w:after="0"/>
+        <w:ind w:firstLine="480"/>
+      </w:pPr>
+      <w:r>
+        <w:rPr>
+          <w:rFonts w:ascii="Times New Roman" w:hAnsi="Times New Roman" w:eastAsia="宋体"/>
+          <w:b w:val="0"/>
+          <w:sz w:val="24"/>
+        </w:rPr>
+        <w:t>5.10 官方资源扩展进一步验证了这一判断。新增空间化的 593 条官方资源中，96 条与既有文化锚点重名，490 条经去重后进入扩展候选锚点库；扩展后的“典籍—官方—旅游”诊断显示，桂城、大沥仍表现为旅游热度显著高于文化厚度，西樵则表现为典籍与官方资源高、旅游转化相对不足。扩展层没有推翻 165 条主模型，而是补强了错位来源的解释链条。</w:t>
       </w:r>
     </w:p>
     <w:p/>
@@ -18659,7 +20520,7 @@
           <w:b w:val="0"/>
           <w:sz w:val="24"/>
         </w:rPr>
-        <w:t>按类型：不可移动文物 80、非遗空间锚点 36、文化景观 19、圩市街区 18、历史文化名村/传统村落 12。</w:t>
+        <w:t>按类型：不可移动文物保护单位 / 空间锚点 80、非遗空间锚点 36、文化景观 19、圩市街区 18、历史文化名村/传统村落 12。</w:t>
       </w:r>
     </w:p>
     <w:p/>
@@ -18674,7 +20535,7 @@
           <w:b w:val="0"/>
           <w:sz w:val="24"/>
         </w:rPr>
-        <w:t>按镇街（含明确 town 字段）：西樵镇 26、九江镇 15、丹灶镇 11、狮山镇 3、桂城街道 3、里水镇 1，其余 80 条不可移动文物无 town 字段（采集时为 nan），另有 18 条为村级单位（松塘村、烟桥村、仙岗村、棋盘村等）。</w:t>
+        <w:t>按镇街（含明确 town 字段）：西樵镇 26、九江镇 15、丹灶镇 11、狮山镇 3、桂城街道 3、里水镇 1，其余 80 条不可移动文物在原始锚点库中镇街字段缺失，另有 18 条为村级单位（松塘村、烟桥村、仙岗村、棋盘村等）。</w:t>
       </w:r>
     </w:p>
     <w:p/>
@@ -18690,6 +20551,21 @@
           <w:sz w:val="24"/>
         </w:rPr>
         <w:t>完整清单导出自 data/anchors/cultural_anchors.json，详见仓库 output/tables/indices_anchors.csv。</w:t>
+      </w:r>
+    </w:p>
+    <w:p/>
+    <w:p>
+      <w:pPr>
+        <w:spacing w:line="400" w:lineRule="exact" w:before="0" w:after="0"/>
+        <w:ind w:firstLine="480"/>
+      </w:pPr>
+      <w:r>
+        <w:rPr>
+          <w:rFonts w:ascii="Times New Roman" w:hAnsi="Times New Roman" w:eastAsia="宋体"/>
+          <w:b w:val="0"/>
+          <w:sz w:val="24"/>
+        </w:rPr>
+        <w:t>5.10 官方资源扩展候选库另存于 docs/tasks/5.10/cultural_anchors_expanded_20260510.json，总量 710 条，其中保留原锚点 220 条，新增去重后的官方候选锚点 490 条。该库用于附加诊断和后续人工校核，不直接替代本论文 165 条指数计算样本。</w:t>
       </w:r>
     </w:p>
     <w:p/>
